--- a/Resources/REACT_Shawnick_Onboarding.docx
+++ b/Resources/REACT_Shawnick_Onboarding.docx
@@ -296,29 +296,20 @@
           <w:rFonts w:ascii="Consolas" w:hAnsi="Consolas"/>
           <w:sz w:val="20"/>
         </w:rPr>
-        <w:t>docs/sai-handover-review-2026-07-28.md</w:t>
+        <w:t>docs/mobile-app-gaps.md</w:t>
       </w:r>
       <w:r>
-        <w:t xml:space="preserve"> — the current gap list (below). </w:t>
-      </w:r>
-      <w:r>
-        <w:rPr>
-          <w:b/>
-        </w:rPr>
-        <w:t>Read the correction note at the top first</w:t>
-      </w:r>
-      <w:r>
-        <w:t xml:space="preserve"> — </w:t>
+        <w:t xml:space="preserve"> — the current, live gap list (below). Work happens on branch </w:t>
       </w:r>
       <w:r>
         <w:rPr>
           <w:rFonts w:ascii="Consolas" w:hAnsi="Consolas"/>
           <w:sz w:val="20"/>
         </w:rPr>
-        <w:t>mobile/app/...</w:t>
+        <w:t>mobile-app-gaps</w:t>
       </w:r>
       <w:r>
-        <w:t xml:space="preserve"> on </w:t>
+        <w:t xml:space="preserve"> (</w:t>
       </w:r>
       <w:r>
         <w:rPr>
@@ -328,37 +319,17 @@
         <w:t>main</w:t>
       </w:r>
       <w:r>
-        <w:t xml:space="preserve"> is dead legacy code (renamed HealthyGator app, untouched since 2026-07-10). Sai's actual REACT mobile app lives entirely on </w:t>
+        <w:t xml:space="preserve"> already has Sai's real app merged into it as of PR #25; </w:t>
       </w:r>
       <w:r>
         <w:rPr>
           <w:rFonts w:ascii="Consolas" w:hAnsi="Consolas"/>
           <w:sz w:val="20"/>
         </w:rPr>
-        <w:t>origin/mobile-code-replacement</w:t>
+        <w:t>mobile-code-replacement</w:t>
       </w:r>
       <w:r>
-        <w:t xml:space="preserve"> (</w:t>
-      </w:r>
-      <w:r>
-        <w:rPr>
-          <w:rFonts w:ascii="Consolas" w:hAnsi="Consolas"/>
-          <w:sz w:val="20"/>
-        </w:rPr>
-        <w:t>mobile/src/...</w:t>
-      </w:r>
-      <w:r>
-        <w:t xml:space="preserve">) and was never merged. Check that branch out, not </w:t>
-      </w:r>
-      <w:r>
-        <w:rPr>
-          <w:rFonts w:ascii="Consolas" w:hAnsi="Consolas"/>
-          <w:sz w:val="20"/>
-        </w:rPr>
-        <w:t>main</w:t>
-      </w:r>
-      <w:r>
-        <w:t>, for any mobile work.</w:t>
+        <w:t xml:space="preserve"> is retired, don't use it).</w:t>
       </w:r>
     </w:p>
     <w:p>
@@ -383,17 +354,7 @@
         <w:t>mobile/src/store/authStore.ts</w:t>
       </w:r>
       <w:r>
-        <w:t xml:space="preserve"> on </w:t>
-      </w:r>
-      <w:r>
-        <w:rPr>
-          <w:rFonts w:ascii="Consolas" w:hAnsi="Consolas"/>
-          <w:sz w:val="20"/>
-        </w:rPr>
-        <w:t>origin/mobile-code-replacement</w:t>
-      </w:r>
-      <w:r>
-        <w:t xml:space="preserve"> — push token registration, notification listeners, and the JWT auth flow. This is also where gaps #1/#2/#3 live (see task below).</w:t>
+        <w:t xml:space="preserve"> — push token registration, notification listeners, and the JWT auth flow. This is also where gaps #2/#3 live (see task below).</w:t>
       </w:r>
     </w:p>
     <w:p>
@@ -435,15 +396,13 @@
           <w:rFonts w:ascii="Consolas" w:hAnsi="Consolas"/>
           <w:sz w:val="18"/>
         </w:rPr>
-        <w:t>git checkout main    # Sai's app is merged into main as of 2026-07-31, see the update</w:t>
-        <w:br/>
-        <w:t xml:space="preserve">                      # at the top of docs/sai-handover-review-2026-07-28.md</w:t>
+        <w:t>git checkout mobile-app-gaps   # the active mobile development branch</w:t>
         <w:br/>
         <w:t>cd mobile</w:t>
         <w:br/>
         <w:t>npm install</w:t>
         <w:br/>
-        <w:t>npm install --save-dev babel-preset-expo   # main doesn't build without this yet — gap #13</w:t>
+        <w:t>npm install --save-dev babel-preset-expo   # app doesn't build without this yet — gap #1</w:t>
         <w:br/>
         <w:t>npx expo start</w:t>
       </w:r>
@@ -547,7 +506,7 @@
         <w:t>mobile/constants/</w:t>
       </w:r>
       <w:r>
-        <w:t xml:space="preserve"> are dead legacy code (gap #14) — ignore them, work only under </w:t>
+        <w:t xml:space="preserve"> are dead legacy code (gap #5) — ignore them, work only under </w:t>
       </w:r>
       <w:r>
         <w:rPr>
@@ -586,7 +545,17 @@
         <w:t>Build the EMA-submission screen.</w:t>
       </w:r>
       <w:r>
-        <w:t xml:space="preserve"> (Gap #1 in the handover review — the biggest one.)</w:t>
+        <w:t xml:space="preserve"> (Gap #2 in </w:t>
+      </w:r>
+      <w:r>
+        <w:rPr>
+          <w:rFonts w:ascii="Consolas" w:hAnsi="Consolas"/>
+          <w:sz w:val="20"/>
+        </w:rPr>
+        <w:t>docs/mobile-app-gaps.md</w:t>
+      </w:r>
+      <w:r>
+        <w:t xml:space="preserve"> — the biggest functional one, right after the build fix.)</w:t>
       </w:r>
     </w:p>
     <w:p>
@@ -968,7 +937,7 @@
         <w:rPr>
           <w:b/>
         </w:rPr>
-        <w:t>Auth bug (gap #2):</w:t>
+        <w:t>Auth bug (gap #3):</w:t>
       </w:r>
       <w:r>
         <w:t xml:space="preserve"> </w:t>
@@ -1042,20 +1011,10 @@
         <w:rPr>
           <w:b/>
         </w:rPr>
-        <w:t>Receipt round trip (gap #3):</w:t>
+        <w:t>Receipt round trip (gap #4):</w:t>
       </w:r>
       <w:r>
-        <w:t xml:space="preserve"> still nobody calls </w:t>
-      </w:r>
-      <w:r>
-        <w:rPr>
-          <w:rFonts w:ascii="Consolas" w:hAnsi="Consolas"/>
-          <w:sz w:val="20"/>
-        </w:rPr>
-        <w:t>POST /jitai/receipt/</w:t>
-      </w:r>
-      <w:r>
-        <w:t xml:space="preserve"> from the app. Good second task once EMA submission is done — see </w:t>
+        <w:t xml:space="preserve"> only wired for the foreground case, not the tap/response listener. Good second task once EMA submission is done — see </w:t>
       </w:r>
       <w:r>
         <w:rPr>
@@ -1075,7 +1034,17 @@
         <w:t>test_post_records_receipt_and_latency_metrics</w:t>
       </w:r>
       <w:r>
-        <w:t xml:space="preserve"> for the exact contract.</w:t>
+        <w:t xml:space="preserve"> for the exact contract, and </w:t>
+      </w:r>
+      <w:r>
+        <w:rPr>
+          <w:rFonts w:ascii="Consolas" w:hAnsi="Consolas"/>
+          <w:sz w:val="20"/>
+        </w:rPr>
+        <w:t>mobile/App.tsx</w:t>
+      </w:r>
+      <w:r>
+        <w:t>'s existing foreground implementation as a starting pattern.</w:t>
       </w:r>
     </w:p>
     <w:p>
